--- a/Word Tables/Table_Sensitivity_Analysis_1.docx
+++ b/Word Tables/Table_Sensitivity_Analysis_1.docx
@@ -273,7 +273,7 @@
                 <w:rFonts w:ascii="Calibri" w:hAnsi="Calibri"/>
                 <w:sz w:val="20"/>
               </w:rPr>
-              <w:t xml:space="default">235</w:t>
+              <w:t xml:space="default">240</w:t>
             </w:r>
           </w:p>
         </w:tc>
@@ -326,7 +326,7 @@
                 <w:rFonts w:ascii="Calibri" w:hAnsi="Calibri"/>
                 <w:sz w:val="20"/>
               </w:rPr>
-              <w:t xml:space="default">318</w:t>
+              <w:t xml:space="default">325</w:t>
             </w:r>
           </w:p>
         </w:tc>
@@ -379,7 +379,7 @@
                 <w:rFonts w:ascii="Calibri" w:hAnsi="Calibri"/>
                 <w:sz w:val="20"/>
               </w:rPr>
-              <w:t xml:space="default">228</w:t>
+              <w:t xml:space="default">223</w:t>
             </w:r>
           </w:p>
         </w:tc>
@@ -432,7 +432,7 @@
                 <w:rFonts w:ascii="Calibri" w:hAnsi="Calibri"/>
                 <w:sz w:val="20"/>
               </w:rPr>
-              <w:t xml:space="default">300</w:t>
+              <w:t xml:space="default">293</w:t>
             </w:r>
           </w:p>
         </w:tc>
@@ -485,7 +485,7 @@
                 <w:rFonts w:ascii="Calibri" w:hAnsi="Calibri"/>
                 <w:sz w:val="20"/>
               </w:rPr>
-              <w:t xml:space="default">51.5%</w:t>
+              <w:t xml:space="default">52.6%</w:t>
             </w:r>
           </w:p>
         </w:tc>

--- a/Word Tables/Table_Sensitivity_Analysis_1.docx
+++ b/Word Tables/Table_Sensitivity_Analysis_1.docx
@@ -167,7 +167,7 @@
                 <w:rFonts w:ascii="Calibri" w:hAnsi="Calibri"/>
                 <w:sz w:val="20"/>
               </w:rPr>
-              <w:t xml:space="default">463</w:t>
+              <w:t xml:space="default">442</w:t>
             </w:r>
           </w:p>
         </w:tc>
@@ -220,7 +220,7 @@
                 <w:rFonts w:ascii="Calibri" w:hAnsi="Calibri"/>
                 <w:sz w:val="20"/>
               </w:rPr>
-              <w:t xml:space="default">618</w:t>
+              <w:t xml:space="default">590</w:t>
             </w:r>
           </w:p>
         </w:tc>
@@ -273,7 +273,7 @@
                 <w:rFonts w:ascii="Calibri" w:hAnsi="Calibri"/>
                 <w:sz w:val="20"/>
               </w:rPr>
-              <w:t xml:space="default">240</w:t>
+              <w:t xml:space="default">238</w:t>
             </w:r>
           </w:p>
         </w:tc>
@@ -326,7 +326,7 @@
                 <w:rFonts w:ascii="Calibri" w:hAnsi="Calibri"/>
                 <w:sz w:val="20"/>
               </w:rPr>
-              <w:t xml:space="default">325</w:t>
+              <w:t xml:space="default">322</w:t>
             </w:r>
           </w:p>
         </w:tc>
@@ -379,7 +379,7 @@
                 <w:rFonts w:ascii="Calibri" w:hAnsi="Calibri"/>
                 <w:sz w:val="20"/>
               </w:rPr>
-              <w:t xml:space="default">223</w:t>
+              <w:t xml:space="default">204</w:t>
             </w:r>
           </w:p>
         </w:tc>
@@ -432,7 +432,7 @@
                 <w:rFonts w:ascii="Calibri" w:hAnsi="Calibri"/>
                 <w:sz w:val="20"/>
               </w:rPr>
-              <w:t xml:space="default">293</w:t>
+              <w:t xml:space="default">268</w:t>
             </w:r>
           </w:p>
         </w:tc>
@@ -485,7 +485,7 @@
                 <w:rFonts w:ascii="Calibri" w:hAnsi="Calibri"/>
                 <w:sz w:val="20"/>
               </w:rPr>
-              <w:t xml:space="default">52.6%</w:t>
+              <w:t xml:space="default">54.6%</w:t>
             </w:r>
           </w:p>
         </w:tc>

--- a/Word Tables/Table_Sensitivity_Analysis_1.docx
+++ b/Word Tables/Table_Sensitivity_Analysis_1.docx
@@ -167,7 +167,7 @@
                 <w:rFonts w:ascii="Calibri" w:hAnsi="Calibri"/>
                 <w:sz w:val="20"/>
               </w:rPr>
-              <w:t xml:space="default">442</w:t>
+              <w:t xml:space="default">438</w:t>
             </w:r>
           </w:p>
         </w:tc>
@@ -220,7 +220,7 @@
                 <w:rFonts w:ascii="Calibri" w:hAnsi="Calibri"/>
                 <w:sz w:val="20"/>
               </w:rPr>
-              <w:t xml:space="default">590</w:t>
+              <w:t xml:space="default">585</w:t>
             </w:r>
           </w:p>
         </w:tc>
@@ -273,7 +273,7 @@
                 <w:rFonts w:ascii="Calibri" w:hAnsi="Calibri"/>
                 <w:sz w:val="20"/>
               </w:rPr>
-              <w:t xml:space="default">238</w:t>
+              <w:t xml:space="default">237</w:t>
             </w:r>
           </w:p>
         </w:tc>
@@ -326,7 +326,7 @@
                 <w:rFonts w:ascii="Calibri" w:hAnsi="Calibri"/>
                 <w:sz w:val="20"/>
               </w:rPr>
-              <w:t xml:space="default">322</w:t>
+              <w:t xml:space="default">321</w:t>
             </w:r>
           </w:p>
         </w:tc>
@@ -379,7 +379,7 @@
                 <w:rFonts w:ascii="Calibri" w:hAnsi="Calibri"/>
                 <w:sz w:val="20"/>
               </w:rPr>
-              <w:t xml:space="default">204</w:t>
+              <w:t xml:space="default">201</w:t>
             </w:r>
           </w:p>
         </w:tc>
@@ -432,7 +432,7 @@
                 <w:rFonts w:ascii="Calibri" w:hAnsi="Calibri"/>
                 <w:sz w:val="20"/>
               </w:rPr>
-              <w:t xml:space="default">268</w:t>
+              <w:t xml:space="default">264</w:t>
             </w:r>
           </w:p>
         </w:tc>
@@ -485,7 +485,7 @@
                 <w:rFonts w:ascii="Calibri" w:hAnsi="Calibri"/>
                 <w:sz w:val="20"/>
               </w:rPr>
-              <w:t xml:space="default">54.6%</w:t>
+              <w:t xml:space="default">54.9%</w:t>
             </w:r>
           </w:p>
         </w:tc>

--- a/Word Tables/Table_Sensitivity_Analysis_1.docx
+++ b/Word Tables/Table_Sensitivity_Analysis_1.docx
@@ -167,7 +167,7 @@
                 <w:rFonts w:ascii="Calibri" w:hAnsi="Calibri"/>
                 <w:sz w:val="20"/>
               </w:rPr>
-              <w:t xml:space="default">438</w:t>
+              <w:t xml:space="default">436</w:t>
             </w:r>
           </w:p>
         </w:tc>
@@ -220,7 +220,7 @@
                 <w:rFonts w:ascii="Calibri" w:hAnsi="Calibri"/>
                 <w:sz w:val="20"/>
               </w:rPr>
-              <w:t xml:space="default">585</w:t>
+              <w:t xml:space="default">578</w:t>
             </w:r>
           </w:p>
         </w:tc>
@@ -273,7 +273,7 @@
                 <w:rFonts w:ascii="Calibri" w:hAnsi="Calibri"/>
                 <w:sz w:val="20"/>
               </w:rPr>
-              <w:t xml:space="default">237</w:t>
+              <w:t xml:space="default">236</w:t>
             </w:r>
           </w:p>
         </w:tc>
@@ -326,7 +326,7 @@
                 <w:rFonts w:ascii="Calibri" w:hAnsi="Calibri"/>
                 <w:sz w:val="20"/>
               </w:rPr>
-              <w:t xml:space="default">321</w:t>
+              <w:t xml:space="default">315</w:t>
             </w:r>
           </w:p>
         </w:tc>
@@ -379,7 +379,7 @@
                 <w:rFonts w:ascii="Calibri" w:hAnsi="Calibri"/>
                 <w:sz w:val="20"/>
               </w:rPr>
-              <w:t xml:space="default">201</w:t>
+              <w:t xml:space="default">200</w:t>
             </w:r>
           </w:p>
         </w:tc>
@@ -432,7 +432,7 @@
                 <w:rFonts w:ascii="Calibri" w:hAnsi="Calibri"/>
                 <w:sz w:val="20"/>
               </w:rPr>
-              <w:t xml:space="default">264</w:t>
+              <w:t xml:space="default">263</w:t>
             </w:r>
           </w:p>
         </w:tc>
@@ -485,7 +485,7 @@
                 <w:rFonts w:ascii="Calibri" w:hAnsi="Calibri"/>
                 <w:sz w:val="20"/>
               </w:rPr>
-              <w:t xml:space="default">54.9%</w:t>
+              <w:t xml:space="default">54.5%</w:t>
             </w:r>
           </w:p>
         </w:tc>
